--- a/site/files/Phase-Protocol-286-The Quinn Leak Hound - dark-cabin tracer-drift leak localization: shipwide high-intensity UV fitted in advance; on suspicion, kill all other lights; a small wide-spray puffer can along the walls and equipment edges - then WAIT: the glow streams toward the leak, and a leak hidden behind equipment betrays itself because the whole room's flow field converges on the hole (reads the air, not the surface - kills 'a leak behind equipment wont be found')- Gemini Protocols.docx
+++ b/site/files/Phase-Protocol-286-The Quinn Leak Hound - dark-cabin tracer-drift leak localization: shipwide high-intensity UV fitted in advance; on suspicion, kill all other lights; a small wide-spray puffer can along the walls and equipment edges - then WAIT: the glow streams toward the leak, and a leak hidden behind equipment betrays itself because the whole room's flow field converges on the hole (reads the air, not the surface - kills 'a leak behind equipment wont be found')- Gemini Protocols.docx
@@ -376,7 +376,7 @@
         <w:rPr>
           <w:sz w:val="22"/>
         </w:rPr>
-        <w:t xml:space="preserve">AMENDMENT IV IS THE MECHANISM OF RECORD: quinine and fluorescein as the routine leak-check spray — the century logic exactly right: quinine photo-oxidizes under the same UVA that excites it, so routine use builds the stain history; the stain is the long-memory leak map.</w:t>
+        <w:t>AMENDMENT IV IS THE MECHANISM OF RECORD: quinine and fluorescein as the routine leak-check spray — the century logic exactly right: quinine photo-oxidizes under the same UVA that excites it, so routine residue self-erases and builds no stain; the fluorescein stain is the long-memory leak map.</w:t>
       </w:r>
     </w:p>
     <w:p>
@@ -487,20 +487,18 @@
         <w:rPr>
           <w:sz w:val="22"/>
         </w:rPr>
-        <w:t xml:space="preserve">- </w:t>
-      </w:r>
-      <w:r>
-        <w:rPr>
-          <w:sz w:val="22"/>
-          <w:b/>
-        </w:rPr>
-        <w:t xml:space="preserve">The tracer of record:</w:t>
-      </w:r>
-      <w:r>
-        <w:rPr>
-          <w:sz w:val="22"/>
-        </w:rPr>
-        <w:t xml:space="preserve"> quinine/fluorescein — the routine spray; the stain builds the history.</w:t>
+        <w:t>- The tracer of record: quinine/fluorescein — the routine spray; the quinine self-erases, the fluorescein stain builds the history.</w:t>
+      </w:r>
+      <w:r>
+        <w:rPr>
+          <w:sz w:val="22"/>
+          <w:b/>
+        </w:rPr>
+      </w:r>
+      <w:r>
+        <w:rPr>
+          <w:sz w:val="22"/>
+        </w:rPr>
       </w:r>
     </w:p>
     <w:p>
@@ -745,13 +743,12 @@
         <w:rPr>
           <w:sz w:val="22"/>
         </w:rPr>
-        <w:t xml:space="preserve">- </w:t>
-      </w:r>
-      <w:r>
-        <w:rPr>
-          <w:sz w:val="22"/>
-        </w:rPr>
-        <w:t xml:space="preserve">5. Log the stains: the century-logic map — routine sprays build the leak history, the history is the record.</w:t>
+        <w:t>- 5. Log the stains: the century-logic map — the fluorescein stains build the leak history, the history is the record.</w:t>
+      </w:r>
+      <w:r>
+        <w:rPr>
+          <w:sz w:val="22"/>
+        </w:rPr>
       </w:r>
     </w:p>
     <w:p>
